--- a/PHOCS-Docgentemplates/PHOCSInvoiceTemplate.docx
+++ b/PHOCS-Docgentemplates/PHOCSInvoiceTemplate.docx
@@ -711,7 +711,7 @@
                               </w:r>
                               <w:r>
                                 <w:pict w14:anchorId="66E4CDCA">
-                                  <v:shape id="Picture 13" o:spid="_x0000_i1026" type="#_x0000_t75" style="width:11.8pt;height:13.95pt;visibility:visible;mso-wrap-style:square">
+                                  <v:shape id="Picture 13" o:spid="_x0000_i1026" type="#_x0000_t75" style="width:12pt;height:13.6pt;visibility:visible;mso-wrap-style:square">
                                     <v:imagedata r:id="rId12" o:title=""/>
                                   </v:shape>
                                 </w:pict>
@@ -1056,7 +1056,57 @@
                             <w:szCs w:val="22"/>
                             <w14:ligatures w14:val="none"/>
                           </w:rPr>
-                          <w:t>Signature_________________________ </w:t>
+                          <w:t>Signature_________________________</w:t>
+                        </w:r>
+                        <w:r>
+                          <w:rPr>
+                            <w:rFonts w:ascii="BC Sans" w:eastAsia="Times New Roman" w:hAnsi="BC Sans" w:cs="Segoe UI"/>
+                            <w:kern w:val="0"/>
+                            <w:sz w:val="22"/>
+                            <w:szCs w:val="22"/>
+                            <w14:ligatures w14:val="none"/>
+                          </w:rPr>
+                          <w:t>___</w:t>
+                        </w:r>
+                        <w:r>
+                          <w:rPr>
+                            <w:rFonts w:ascii="BC Sans" w:eastAsia="Times New Roman" w:hAnsi="BC Sans" w:cs="Segoe UI"/>
+                            <w:kern w:val="0"/>
+                            <w:sz w:val="22"/>
+                            <w:szCs w:val="22"/>
+                            <w14:ligatures w14:val="none"/>
+                          </w:rPr>
+                          <w:t>__</w:t>
+                        </w:r>
+                        <w:r>
+                          <w:rPr>
+                            <w:rFonts w:ascii="BC Sans" w:eastAsia="Times New Roman" w:hAnsi="BC Sans" w:cs="Segoe UI"/>
+                            <w:kern w:val="0"/>
+                            <w:sz w:val="22"/>
+                            <w:szCs w:val="22"/>
+                            <w14:ligatures w14:val="none"/>
+                          </w:rPr>
+                          <w:t>__</w:t>
+                        </w:r>
+                        <w:r>
+                          <w:rPr>
+                            <w:rFonts w:ascii="BC Sans" w:eastAsia="Times New Roman" w:hAnsi="BC Sans" w:cs="Segoe UI"/>
+                            <w:kern w:val="0"/>
+                            <w:sz w:val="22"/>
+                            <w:szCs w:val="22"/>
+                            <w14:ligatures w14:val="none"/>
+                          </w:rPr>
+                          <w:t>_</w:t>
+                        </w:r>
+                        <w:r>
+                          <w:rPr>
+                            <w:rFonts w:ascii="BC Sans" w:eastAsia="Times New Roman" w:hAnsi="BC Sans" w:cs="Segoe UI"/>
+                            <w:kern w:val="0"/>
+                            <w:sz w:val="22"/>
+                            <w:szCs w:val="22"/>
+                            <w14:ligatures w14:val="none"/>
+                          </w:rPr>
+                          <w:t>_</w:t>
                         </w:r>
                       </w:p>
                       <w:p>
@@ -1134,6 +1184,18 @@
                 <w:rFonts w:ascii="BC Sans" w:eastAsia="BC Sans" w:hAnsi="BC Sans" w:cs="BC Sans"/>
               </w:rPr>
               <w:t>------------</w:t>
+            </w:r>
+            <w:r>
+              <w:rPr>
+                <w:rFonts w:ascii="BC Sans" w:eastAsia="BC Sans" w:hAnsi="BC Sans" w:cs="BC Sans"/>
+              </w:rPr>
+              <w:t>--</w:t>
+            </w:r>
+            <w:r>
+              <w:rPr>
+                <w:rFonts w:ascii="BC Sans" w:eastAsia="BC Sans" w:hAnsi="BC Sans" w:cs="BC Sans"/>
+              </w:rPr>
+              <w:t>-</w:t>
             </w:r>
           </w:p>
         </w:tc>
@@ -1440,7 +1502,7 @@
                       <w:sz w:val="22"/>
                       <w:szCs w:val="22"/>
                     </w:rPr>
-                    <w:t>${{Rate}}</w:t>
+                    <w:t>{{Rate}}</w:t>
                   </w:r>
                 </w:p>
               </w:tc>
@@ -1463,7 +1525,7 @@
                       <w:sz w:val="22"/>
                       <w:szCs w:val="22"/>
                     </w:rPr>
-                    <w:t>${{Amount</w:t>
+                    <w:t>{{Amount</w:t>
                   </w:r>
                   <w:proofErr w:type="gramStart"/>
                   <w:r>
@@ -1556,7 +1618,7 @@
                       <w:sz w:val="20"/>
                       <w:szCs w:val="20"/>
                     </w:rPr>
-                    <w:t>${{</w:t>
+                    <w:t>{{</w:t>
                   </w:r>
                   <w:proofErr w:type="spellStart"/>
                   <w:r>
@@ -1638,7 +1700,7 @@
                       <w:sz w:val="20"/>
                       <w:szCs w:val="20"/>
                     </w:rPr>
-                    <w:t>${{</w:t>
+                    <w:t>{{</w:t>
                   </w:r>
                   <w:proofErr w:type="spellStart"/>
                   <w:r>
@@ -1720,7 +1782,7 @@
                       <w:sz w:val="20"/>
                       <w:szCs w:val="20"/>
                     </w:rPr>
-                    <w:t>${{</w:t>
+                    <w:t>{{</w:t>
                   </w:r>
                   <w:proofErr w:type="spellStart"/>
                   <w:r>
@@ -2642,7 +2704,6 @@
         <w:docPartUnique/>
       </w:docPartObj>
     </w:sdtPr>
-    <w:sdtEndPr/>
     <w:sdtContent>
       <w:sdt>
         <w:sdtPr>
@@ -2652,7 +2713,6 @@
             <w:docPartUnique/>
           </w:docPartObj>
         </w:sdtPr>
-        <w:sdtEndPr/>
         <w:sdtContent>
           <w:p>
             <w:pPr>
@@ -3247,8 +3307,8 @@
             <w:spacing w:line="200" w:lineRule="auto"/>
             <w:rPr>
               <w:rFonts w:ascii="BC Sans" w:eastAsia="BC Sans" w:hAnsi="BC Sans" w:cs="BC Sans"/>
-              <w:sz w:val="16"/>
-              <w:szCs w:val="16"/>
+              <w:sz w:val="22"/>
+              <w:szCs w:val="22"/>
             </w:rPr>
           </w:pPr>
           <w:r>
@@ -3281,6 +3341,10 @@
         <w:p>
           <w:pPr>
             <w:pStyle w:val="Header"/>
+            <w:rPr>
+              <w:sz w:val="22"/>
+              <w:szCs w:val="22"/>
+            </w:rPr>
           </w:pPr>
           <w:r>
             <w:rPr>
@@ -3288,15 +3352,7 @@
               <w:sz w:val="22"/>
               <w:szCs w:val="22"/>
             </w:rPr>
-            <w:t xml:space="preserve">GST # </w:t>
-          </w:r>
-          <w:r>
-            <w:rPr>
-              <w:rFonts w:ascii="BC Sans" w:eastAsia="BC Sans" w:hAnsi="BC Sans" w:cs="BC Sans"/>
-              <w:sz w:val="22"/>
-              <w:szCs w:val="22"/>
-            </w:rPr>
-            <w:t>{{</w:t>
+            <w:t>GST # {{</w:t>
           </w:r>
           <w:proofErr w:type="spellStart"/>
           <w:r>
@@ -3382,7 +3438,18 @@
               <w:sz w:val="22"/>
               <w:szCs w:val="22"/>
             </w:rPr>
-            <w:t>Due Date:</w:t>
+            <w:t xml:space="preserve">Due </w:t>
+          </w:r>
+          <w:proofErr w:type="gramStart"/>
+          <w:r>
+            <w:rPr>
+              <w:rFonts w:ascii="BC Sans" w:eastAsia="BC Sans" w:hAnsi="BC Sans" w:cs="BC Sans"/>
+              <w:b/>
+              <w:bCs/>
+              <w:sz w:val="22"/>
+              <w:szCs w:val="22"/>
+            </w:rPr>
+            <w:t>Date:</w:t>
           </w:r>
           <w:r>
             <w:rPr>
@@ -3399,6 +3466,7 @@
             <w:t>{{</w:t>
           </w:r>
           <w:proofErr w:type="spellStart"/>
+          <w:proofErr w:type="gramEnd"/>
           <w:r>
             <w:rPr>
               <w:rFonts w:ascii="BC Sans" w:eastAsia="BC Sans" w:hAnsi="BC Sans" w:cs="BC Sans"/>
@@ -3465,7 +3533,7 @@
         <v:path o:extrusionok="f" gradientshapeok="t" o:connecttype="rect"/>
         <o:lock v:ext="edit" aspectratio="t"/>
       </v:shapetype>
-      <v:shape id="Picture 14" o:spid="_x0000_i1025" type="#_x0000_t75" style="width:21.5pt;height:21.5pt;visibility:visible;mso-wrap-style:square" o:bullet="t">
+      <v:shape id="Picture 14" o:spid="_x0000_i1025" type="#_x0000_t75" style="width:21.6pt;height:21.6pt;visibility:visible;mso-wrap-style:square" o:bullet="t">
         <v:imagedata r:id="rId1" o:title=""/>
       </v:shape>
     </w:pict>

--- a/PHOCS-Docgentemplates/PHOCSInvoiceTemplate.docx
+++ b/PHOCS-Docgentemplates/PHOCSInvoiceTemplate.docx
@@ -143,25 +143,7 @@
                       <w:b/>
                       <w:bCs/>
                     </w:rPr>
-                    <w:t>Account #: {{</w:t>
-                  </w:r>
-                  <w:proofErr w:type="spellStart"/>
-                  <w:r>
-                    <w:rPr>
-                      <w:rFonts w:ascii="BC Sans" w:eastAsia="BC Sans" w:hAnsi="BC Sans" w:cs="BC Sans"/>
-                      <w:b/>
-                      <w:bCs/>
-                    </w:rPr>
-                    <w:t>AccountNumber</w:t>
-                  </w:r>
-                  <w:proofErr w:type="spellEnd"/>
-                  <w:r>
-                    <w:rPr>
-                      <w:rFonts w:ascii="BC Sans" w:eastAsia="BC Sans" w:hAnsi="BC Sans" w:cs="BC Sans"/>
-                      <w:b/>
-                      <w:bCs/>
-                    </w:rPr>
-                    <w:t>}}</w:t>
+                    <w:t>Account #: {{AccountNumber}}</w:t>
                   </w:r>
                 </w:p>
                 <w:p>
@@ -186,25 +168,7 @@
                       <w:b/>
                       <w:bCs/>
                     </w:rPr>
-                    <w:t>{{</w:t>
-                  </w:r>
-                  <w:proofErr w:type="spellStart"/>
-                  <w:r>
-                    <w:rPr>
-                      <w:rFonts w:ascii="BC Sans" w:eastAsia="BC Sans" w:hAnsi="BC Sans" w:cs="BC Sans"/>
-                      <w:b/>
-                      <w:bCs/>
-                    </w:rPr>
-                    <w:t>RTB_AccountNameAddress</w:t>
-                  </w:r>
-                  <w:proofErr w:type="spellEnd"/>
-                  <w:r>
-                    <w:rPr>
-                      <w:rFonts w:ascii="BC Sans" w:eastAsia="BC Sans" w:hAnsi="BC Sans" w:cs="BC Sans"/>
-                      <w:b/>
-                      <w:bCs/>
-                    </w:rPr>
-                    <w:t>}}</w:t>
+                    <w:t>{{RTB_AccountNameAddress}}</w:t>
                   </w:r>
                 </w:p>
                 <w:p>
@@ -711,7 +675,7 @@
                               </w:r>
                               <w:r>
                                 <w:pict w14:anchorId="66E4CDCA">
-                                  <v:shape id="Picture 13" o:spid="_x0000_i1026" type="#_x0000_t75" style="width:12pt;height:13.6pt;visibility:visible;mso-wrap-style:square">
+                                  <v:shape id="Picture 13" o:spid="_x0000_i1026" type="#_x0000_t75" style="width:12pt;height:12pt;visibility:visible;mso-wrap-style:square">
                                     <v:imagedata r:id="rId12" o:title=""/>
                                   </v:shape>
                                 </w:pict>
@@ -1543,25 +1507,7 @@
                       <w:sz w:val="22"/>
                       <w:szCs w:val="22"/>
                     </w:rPr>
-                    <w:t>{/</w:t>
-                  </w:r>
-                  <w:proofErr w:type="spellStart"/>
-                  <w:r>
-                    <w:rPr>
-                      <w:rFonts w:ascii="BC Sans" w:eastAsia="BC Sans" w:hAnsi="BC Sans" w:cs="BC Sans"/>
-                      <w:sz w:val="22"/>
-                      <w:szCs w:val="22"/>
-                    </w:rPr>
-                    <w:t>RTFItem</w:t>
-                  </w:r>
-                  <w:proofErr w:type="spellEnd"/>
-                  <w:r>
-                    <w:rPr>
-                      <w:rFonts w:ascii="BC Sans" w:eastAsia="BC Sans" w:hAnsi="BC Sans" w:cs="BC Sans"/>
-                      <w:sz w:val="22"/>
-                      <w:szCs w:val="22"/>
-                    </w:rPr>
-                    <w:t>}}</w:t>
+                    <w:t>{/RTFItem}}</w:t>
                   </w:r>
                 </w:p>
               </w:tc>
@@ -1618,29 +1564,7 @@
                       <w:sz w:val="20"/>
                       <w:szCs w:val="20"/>
                     </w:rPr>
-                    <w:t>{{</w:t>
-                  </w:r>
-                  <w:proofErr w:type="spellStart"/>
-                  <w:r>
-                    <w:rPr>
-                      <w:rFonts w:ascii="BC Sans" w:eastAsia="BC Sans" w:hAnsi="BC Sans" w:cs="BC Sans"/>
-                      <w:b/>
-                      <w:bCs/>
-                      <w:sz w:val="20"/>
-                      <w:szCs w:val="20"/>
-                    </w:rPr>
-                    <w:t>RTFTotalFeeAmount</w:t>
-                  </w:r>
-                  <w:proofErr w:type="spellEnd"/>
-                  <w:r>
-                    <w:rPr>
-                      <w:rFonts w:ascii="BC Sans" w:eastAsia="BC Sans" w:hAnsi="BC Sans" w:cs="BC Sans"/>
-                      <w:b/>
-                      <w:bCs/>
-                      <w:sz w:val="20"/>
-                      <w:szCs w:val="20"/>
-                    </w:rPr>
-                    <w:t>}}</w:t>
+                    <w:t>{{RTFTotalFeeAmount}}</w:t>
                   </w:r>
                 </w:p>
               </w:tc>
@@ -1700,29 +1624,7 @@
                       <w:sz w:val="20"/>
                       <w:szCs w:val="20"/>
                     </w:rPr>
-                    <w:t>{{</w:t>
-                  </w:r>
-                  <w:proofErr w:type="spellStart"/>
-                  <w:r>
-                    <w:rPr>
-                      <w:rFonts w:ascii="BC Sans" w:eastAsia="BC Sans" w:hAnsi="BC Sans" w:cs="BC Sans"/>
-                      <w:b/>
-                      <w:bCs/>
-                      <w:sz w:val="20"/>
-                      <w:szCs w:val="20"/>
-                    </w:rPr>
-                    <w:t>RTFAmountPaid</w:t>
-                  </w:r>
-                  <w:proofErr w:type="spellEnd"/>
-                  <w:r>
-                    <w:rPr>
-                      <w:rFonts w:ascii="BC Sans" w:eastAsia="BC Sans" w:hAnsi="BC Sans" w:cs="BC Sans"/>
-                      <w:b/>
-                      <w:bCs/>
-                      <w:sz w:val="20"/>
-                      <w:szCs w:val="20"/>
-                    </w:rPr>
-                    <w:t>}}</w:t>
+                    <w:t>{{RTFAmountPaid}}</w:t>
                   </w:r>
                 </w:p>
               </w:tc>
@@ -1782,29 +1684,7 @@
                       <w:sz w:val="20"/>
                       <w:szCs w:val="20"/>
                     </w:rPr>
-                    <w:t>{{</w:t>
-                  </w:r>
-                  <w:proofErr w:type="spellStart"/>
-                  <w:r>
-                    <w:rPr>
-                      <w:rFonts w:ascii="BC Sans" w:eastAsia="BC Sans" w:hAnsi="BC Sans" w:cs="BC Sans"/>
-                      <w:b/>
-                      <w:bCs/>
-                      <w:sz w:val="20"/>
-                      <w:szCs w:val="20"/>
-                    </w:rPr>
-                    <w:t>RTFBalanceOutstanding</w:t>
-                  </w:r>
-                  <w:proofErr w:type="spellEnd"/>
-                  <w:r>
-                    <w:rPr>
-                      <w:rFonts w:ascii="BC Sans" w:eastAsia="BC Sans" w:hAnsi="BC Sans" w:cs="BC Sans"/>
-                      <w:b/>
-                      <w:bCs/>
-                      <w:sz w:val="20"/>
-                      <w:szCs w:val="20"/>
-                    </w:rPr>
-                    <w:t>}}</w:t>
+                    <w:t>{{RTFBalanceOutstanding}}</w:t>
                   </w:r>
                 </w:p>
               </w:tc>
@@ -2285,7 +2165,6 @@
         </w:rPr>
         <w:t>{{</w:t>
       </w:r>
-      <w:proofErr w:type="spellStart"/>
       <w:proofErr w:type="gramEnd"/>
       <w:r>
         <w:rPr>
@@ -2293,16 +2172,7 @@
           <w:sz w:val="22"/>
           <w:szCs w:val="22"/>
         </w:rPr>
-        <w:t>HYP_OperatorPortalURL</w:t>
-      </w:r>
-      <w:proofErr w:type="spellEnd"/>
-      <w:r>
-        <w:rPr>
-          <w:rFonts w:ascii="BC Sans" w:eastAsia="BC Sans" w:hAnsi="BC Sans" w:cs="BC Sans"/>
-          <w:sz w:val="22"/>
-          <w:szCs w:val="22"/>
-        </w:rPr>
-        <w:t>}}</w:t>
+        <w:t>HYP_OperatorPortalURL}}</w:t>
       </w:r>
     </w:p>
     <w:p>
@@ -2366,25 +2236,7 @@
           <w:sz w:val="22"/>
           <w:szCs w:val="22"/>
         </w:rPr>
-        <w:t>{</w:t>
-      </w:r>
-      <w:proofErr w:type="spellStart"/>
-      <w:r>
-        <w:rPr>
-          <w:rFonts w:ascii="BC Sans" w:eastAsia="BC Sans" w:hAnsi="BC Sans" w:cs="BC Sans"/>
-          <w:sz w:val="22"/>
-          <w:szCs w:val="22"/>
-        </w:rPr>
-        <w:t>HAPhone</w:t>
-      </w:r>
-      <w:proofErr w:type="spellEnd"/>
-      <w:r>
-        <w:rPr>
-          <w:rFonts w:ascii="BC Sans" w:eastAsia="BC Sans" w:hAnsi="BC Sans" w:cs="BC Sans"/>
-          <w:sz w:val="22"/>
-          <w:szCs w:val="22"/>
-        </w:rPr>
-        <w:t>}}</w:t>
+        <w:t>{HAPhone}}</w:t>
       </w:r>
     </w:p>
     <w:p>
@@ -2417,7 +2269,6 @@
         </w:rPr>
         <w:t>{{</w:t>
       </w:r>
-      <w:proofErr w:type="spellStart"/>
       <w:proofErr w:type="gramEnd"/>
       <w:r>
         <w:rPr>
@@ -2425,16 +2276,7 @@
           <w:sz w:val="22"/>
           <w:szCs w:val="22"/>
         </w:rPr>
-        <w:t>HAAddressInline</w:t>
-      </w:r>
-      <w:proofErr w:type="spellEnd"/>
-      <w:r>
-        <w:rPr>
-          <w:rFonts w:ascii="BC Sans" w:eastAsia="BC Sans" w:hAnsi="BC Sans" w:cs="BC Sans"/>
-          <w:sz w:val="22"/>
-          <w:szCs w:val="22"/>
-        </w:rPr>
-        <w:t>}}</w:t>
+        <w:t>HAAddressInline}}</w:t>
       </w:r>
     </w:p>
     <w:p>
@@ -2526,25 +2368,7 @@
           <w:sz w:val="22"/>
           <w:szCs w:val="22"/>
         </w:rPr>
-        <w:t>{{</w:t>
-      </w:r>
-      <w:proofErr w:type="spellStart"/>
-      <w:r>
-        <w:rPr>
-          <w:rFonts w:ascii="BC Sans" w:eastAsia="BC Sans" w:hAnsi="BC Sans" w:cs="BC Sans"/>
-          <w:sz w:val="22"/>
-          <w:szCs w:val="22"/>
-        </w:rPr>
-        <w:t>HAPhone</w:t>
-      </w:r>
-      <w:proofErr w:type="spellEnd"/>
-      <w:r>
-        <w:rPr>
-          <w:rFonts w:ascii="BC Sans" w:eastAsia="BC Sans" w:hAnsi="BC Sans" w:cs="BC Sans"/>
-          <w:sz w:val="22"/>
-          <w:szCs w:val="22"/>
-        </w:rPr>
-        <w:t>}}</w:t>
+        <w:t>{{HAPhone}}</w:t>
       </w:r>
       <w:r>
         <w:rPr>
@@ -2576,25 +2400,7 @@
           <w:sz w:val="22"/>
           <w:szCs w:val="22"/>
         </w:rPr>
-        <w:t>{{</w:t>
-      </w:r>
-      <w:proofErr w:type="spellStart"/>
-      <w:r>
-        <w:rPr>
-          <w:rFonts w:ascii="BC Sans" w:eastAsia="BC Sans" w:hAnsi="BC Sans" w:cs="BC Sans"/>
-          <w:sz w:val="22"/>
-          <w:szCs w:val="22"/>
-        </w:rPr>
-        <w:t>HAFax</w:t>
-      </w:r>
-      <w:proofErr w:type="spellEnd"/>
-      <w:r>
-        <w:rPr>
-          <w:rFonts w:ascii="BC Sans" w:eastAsia="BC Sans" w:hAnsi="BC Sans" w:cs="BC Sans"/>
-          <w:sz w:val="22"/>
-          <w:szCs w:val="22"/>
-        </w:rPr>
-        <w:t>}}</w:t>
+        <w:t>{{HAFax}}</w:t>
       </w:r>
     </w:p>
     <w:p>
@@ -2623,7 +2429,6 @@
         </w:rPr>
         <w:t>{{</w:t>
       </w:r>
-      <w:proofErr w:type="spellStart"/>
       <w:proofErr w:type="gramEnd"/>
       <w:r>
         <w:rPr>
@@ -2633,7 +2438,6 @@
         </w:rPr>
         <w:t>HAEmail</w:t>
       </w:r>
-      <w:proofErr w:type="spellEnd"/>
       <w:r>
         <w:rPr>
           <w:rFonts w:ascii="BC Sans" w:eastAsia="BC Sans" w:hAnsi="BC Sans" w:cs="BC Sans"/>
@@ -2868,10 +2672,10 @@
       <w:tblLook w:val="04A0" w:firstRow="1" w:lastRow="0" w:firstColumn="1" w:lastColumn="0" w:noHBand="0" w:noVBand="1"/>
     </w:tblPr>
     <w:tblGrid>
-      <w:gridCol w:w="3746"/>
-      <w:gridCol w:w="236"/>
-      <w:gridCol w:w="3938"/>
-      <w:gridCol w:w="6171"/>
+      <w:gridCol w:w="3150"/>
+      <w:gridCol w:w="270"/>
+      <w:gridCol w:w="3510"/>
+      <w:gridCol w:w="7161"/>
     </w:tblGrid>
     <w:tr>
       <w:trPr>
@@ -2879,7 +2683,7 @@
       </w:trPr>
       <w:tc>
         <w:tcPr>
-          <w:tcW w:w="3746" w:type="dxa"/>
+          <w:tcW w:w="3150" w:type="dxa"/>
         </w:tcPr>
         <w:p>
           <w:pPr>
@@ -2951,18 +2755,8 @@
               <w:szCs w:val="10"/>
               <w:lang w:val="en-CA" w:eastAsia="en-CA"/>
             </w:rPr>
-            <w:t>{{/</w:t>
+            <w:t>{{/IF_HA_Northern</w:t>
           </w:r>
-          <w:proofErr w:type="spellStart"/>
-          <w:r>
-            <w:rPr>
-              <w:sz w:val="10"/>
-              <w:szCs w:val="10"/>
-              <w:lang w:val="en-CA" w:eastAsia="en-CA"/>
-            </w:rPr>
-            <w:t>IF_HA_Northern</w:t>
-          </w:r>
-          <w:proofErr w:type="spellEnd"/>
           <w:proofErr w:type="gramStart"/>
           <w:r>
             <w:rPr>
@@ -3030,18 +2824,8 @@
               <w:szCs w:val="10"/>
               <w:lang w:val="en-CA" w:eastAsia="en-CA"/>
             </w:rPr>
-            <w:t>{{/</w:t>
+            <w:t>{{/IF_HA_Interior</w:t>
           </w:r>
-          <w:proofErr w:type="spellStart"/>
-          <w:r>
-            <w:rPr>
-              <w:sz w:val="10"/>
-              <w:szCs w:val="10"/>
-              <w:lang w:val="en-CA" w:eastAsia="en-CA"/>
-            </w:rPr>
-            <w:t>IF_HA_Interior</w:t>
-          </w:r>
-          <w:proofErr w:type="spellEnd"/>
           <w:proofErr w:type="gramStart"/>
           <w:r>
             <w:rPr>
@@ -3109,18 +2893,8 @@
               <w:szCs w:val="10"/>
               <w:lang w:val="en-CA" w:eastAsia="en-CA"/>
             </w:rPr>
-            <w:t>{{/</w:t>
+            <w:t>{{/IF_HA_Island</w:t>
           </w:r>
-          <w:proofErr w:type="spellStart"/>
-          <w:r>
-            <w:rPr>
-              <w:sz w:val="10"/>
-              <w:szCs w:val="10"/>
-              <w:lang w:val="en-CA" w:eastAsia="en-CA"/>
-            </w:rPr>
-            <w:t>IF_HA_Island</w:t>
-          </w:r>
-          <w:proofErr w:type="spellEnd"/>
           <w:proofErr w:type="gramStart"/>
           <w:r>
             <w:rPr>
@@ -3188,25 +2962,7 @@
               <w:szCs w:val="10"/>
               <w:lang w:val="en-CA" w:eastAsia="en-CA"/>
             </w:rPr>
-            <w:t>{{/</w:t>
-          </w:r>
-          <w:proofErr w:type="spellStart"/>
-          <w:r>
-            <w:rPr>
-              <w:sz w:val="10"/>
-              <w:szCs w:val="10"/>
-              <w:lang w:val="en-CA" w:eastAsia="en-CA"/>
-            </w:rPr>
-            <w:t>IF_HA_VancouverCoastal</w:t>
-          </w:r>
-          <w:proofErr w:type="spellEnd"/>
-          <w:r>
-            <w:rPr>
-              <w:sz w:val="10"/>
-              <w:szCs w:val="10"/>
-              <w:lang w:val="en-CA" w:eastAsia="en-CA"/>
-            </w:rPr>
-            <w:t>}</w:t>
+            <w:t>{{/IF_HA_VancouverCoastal}</w:t>
           </w:r>
           <w:r>
             <w:rPr>
@@ -3266,31 +3022,13 @@
               <w:szCs w:val="10"/>
               <w:lang w:val="en-CA" w:eastAsia="en-CA"/>
             </w:rPr>
-            <w:t>{{/</w:t>
-          </w:r>
-          <w:proofErr w:type="spellStart"/>
-          <w:r>
-            <w:rPr>
-              <w:sz w:val="10"/>
-              <w:szCs w:val="10"/>
-              <w:lang w:val="en-CA" w:eastAsia="en-CA"/>
-            </w:rPr>
-            <w:t>IF_HA_Fraser</w:t>
-          </w:r>
-          <w:proofErr w:type="spellEnd"/>
-          <w:r>
-            <w:rPr>
-              <w:sz w:val="10"/>
-              <w:szCs w:val="10"/>
-              <w:lang w:val="en-CA" w:eastAsia="en-CA"/>
-            </w:rPr>
-            <w:t>}}</w:t>
+            <w:t>{{/IF_HA_Fraser}}</w:t>
           </w:r>
         </w:p>
       </w:tc>
       <w:tc>
         <w:tcPr>
-          <w:tcW w:w="236" w:type="dxa"/>
+          <w:tcW w:w="270" w:type="dxa"/>
         </w:tcPr>
         <w:p>
           <w:pPr>
@@ -3300,11 +3038,65 @@
       </w:tc>
       <w:tc>
         <w:tcPr>
-          <w:tcW w:w="3938" w:type="dxa"/>
+          <w:tcW w:w="3510" w:type="dxa"/>
         </w:tcPr>
         <w:p>
           <w:pPr>
-            <w:spacing w:line="200" w:lineRule="auto"/>
+            <w:pStyle w:val="Header"/>
+            <w:rPr>
+              <w:rFonts w:ascii="BC Sans" w:eastAsia="BC Sans" w:hAnsi="BC Sans" w:cs="BC Sans"/>
+              <w:sz w:val="16"/>
+              <w:szCs w:val="16"/>
+            </w:rPr>
+          </w:pPr>
+          <w:r>
+            <w:rPr>
+              <w:rFonts w:ascii="BC Sans" w:eastAsia="BC Sans" w:hAnsi="BC Sans" w:cs="BC Sans"/>
+              <w:sz w:val="16"/>
+              <w:szCs w:val="16"/>
+            </w:rPr>
+            <w:t>{{AddressLine1}}</w:t>
+          </w:r>
+        </w:p>
+        <w:p>
+          <w:pPr>
+            <w:pStyle w:val="Header"/>
+            <w:rPr>
+              <w:rFonts w:ascii="BC Sans" w:eastAsia="BC Sans" w:hAnsi="BC Sans" w:cs="BC Sans"/>
+              <w:sz w:val="16"/>
+              <w:szCs w:val="16"/>
+            </w:rPr>
+          </w:pPr>
+          <w:r>
+            <w:rPr>
+              <w:rFonts w:ascii="BC Sans" w:eastAsia="BC Sans" w:hAnsi="BC Sans" w:cs="BC Sans"/>
+              <w:sz w:val="16"/>
+              <w:szCs w:val="16"/>
+            </w:rPr>
+            <w:t>{{AddressLine2}}</w:t>
+          </w:r>
+        </w:p>
+        <w:p>
+          <w:pPr>
+            <w:pStyle w:val="Header"/>
+            <w:rPr>
+              <w:rFonts w:ascii="BC Sans" w:eastAsia="BC Sans" w:hAnsi="BC Sans" w:cs="BC Sans"/>
+              <w:sz w:val="16"/>
+              <w:szCs w:val="16"/>
+            </w:rPr>
+          </w:pPr>
+          <w:r>
+            <w:rPr>
+              <w:rFonts w:ascii="BC Sans" w:eastAsia="BC Sans" w:hAnsi="BC Sans" w:cs="BC Sans"/>
+              <w:sz w:val="16"/>
+              <w:szCs w:val="16"/>
+            </w:rPr>
+            <w:t>{{AddressLine3}}</w:t>
+          </w:r>
+        </w:p>
+        <w:p>
+          <w:pPr>
+            <w:pStyle w:val="Header"/>
             <w:rPr>
               <w:rFonts w:ascii="BC Sans" w:eastAsia="BC Sans" w:hAnsi="BC Sans" w:cs="BC Sans"/>
               <w:sz w:val="22"/>
@@ -3314,61 +3106,56 @@
           <w:r>
             <w:rPr>
               <w:rFonts w:ascii="BC Sans" w:eastAsia="BC Sans" w:hAnsi="BC Sans" w:cs="BC Sans"/>
-              <w:sz w:val="22"/>
-              <w:szCs w:val="22"/>
+              <w:sz w:val="16"/>
+              <w:szCs w:val="16"/>
             </w:rPr>
             <w:t>{{</w:t>
           </w:r>
-          <w:proofErr w:type="spellStart"/>
           <w:r>
             <w:rPr>
               <w:rFonts w:ascii="BC Sans" w:eastAsia="BC Sans" w:hAnsi="BC Sans" w:cs="BC Sans"/>
-              <w:sz w:val="22"/>
-              <w:szCs w:val="22"/>
+              <w:sz w:val="16"/>
+              <w:szCs w:val="16"/>
             </w:rPr>
-            <w:t>HAAddress</w:t>
+            <w:t>AddressLine4</w:t>
           </w:r>
-          <w:proofErr w:type="spellEnd"/>
           <w:r>
             <w:rPr>
               <w:rFonts w:ascii="BC Sans" w:eastAsia="BC Sans" w:hAnsi="BC Sans" w:cs="BC Sans"/>
-              <w:sz w:val="22"/>
-              <w:szCs w:val="22"/>
+              <w:sz w:val="16"/>
+              <w:szCs w:val="16"/>
             </w:rPr>
             <w:t>}}</w:t>
           </w:r>
-        </w:p>
-        <w:p>
-          <w:pPr>
-            <w:pStyle w:val="Header"/>
-            <w:rPr>
-              <w:sz w:val="22"/>
-              <w:szCs w:val="22"/>
-            </w:rPr>
-          </w:pPr>
           <w:r>
             <w:rPr>
               <w:rFonts w:ascii="BC Sans" w:eastAsia="BC Sans" w:hAnsi="BC Sans" w:cs="BC Sans"/>
-              <w:sz w:val="22"/>
-              <w:szCs w:val="22"/>
+              <w:sz w:val="16"/>
+              <w:szCs w:val="16"/>
             </w:rPr>
-            <w:t>GST # {{</w:t>
+            <w:br/>
           </w:r>
-          <w:proofErr w:type="spellStart"/>
           <w:r>
             <w:rPr>
               <w:rFonts w:ascii="BC Sans" w:eastAsia="BC Sans" w:hAnsi="BC Sans" w:cs="BC Sans"/>
-              <w:sz w:val="22"/>
-              <w:szCs w:val="22"/>
+              <w:sz w:val="16"/>
+              <w:szCs w:val="16"/>
             </w:rPr>
-            <w:t>HAGSTNumber</w:t>
+            <w:t>{{</w:t>
           </w:r>
-          <w:proofErr w:type="spellEnd"/>
           <w:r>
             <w:rPr>
               <w:rFonts w:ascii="BC Sans" w:eastAsia="BC Sans" w:hAnsi="BC Sans" w:cs="BC Sans"/>
-              <w:sz w:val="22"/>
-              <w:szCs w:val="22"/>
+              <w:sz w:val="16"/>
+              <w:szCs w:val="16"/>
+            </w:rPr>
+            <w:t>AddressLine7</w:t>
+          </w:r>
+          <w:r>
+            <w:rPr>
+              <w:rFonts w:ascii="BC Sans" w:eastAsia="BC Sans" w:hAnsi="BC Sans" w:cs="BC Sans"/>
+              <w:sz w:val="16"/>
+              <w:szCs w:val="16"/>
             </w:rPr>
             <w:t>}}</w:t>
           </w:r>
@@ -3376,7 +3163,7 @@
       </w:tc>
       <w:tc>
         <w:tcPr>
-          <w:tcW w:w="6171" w:type="dxa"/>
+          <w:tcW w:w="7161" w:type="dxa"/>
         </w:tcPr>
         <w:p>
           <w:pPr>
@@ -3409,21 +3196,7 @@
             <w:rPr>
               <w:rFonts w:ascii="BC Sans" w:eastAsia="BC Sans" w:hAnsi="BC Sans" w:cs="BC Sans"/>
             </w:rPr>
-            <w:t>{{</w:t>
-          </w:r>
-          <w:proofErr w:type="spellStart"/>
-          <w:r>
-            <w:rPr>
-              <w:rFonts w:ascii="BC Sans" w:eastAsia="BC Sans" w:hAnsi="BC Sans" w:cs="BC Sans"/>
-            </w:rPr>
-            <w:t>RegulatoryTrxnFeeName</w:t>
-          </w:r>
-          <w:proofErr w:type="spellEnd"/>
-          <w:r>
-            <w:rPr>
-              <w:rFonts w:ascii="BC Sans" w:eastAsia="BC Sans" w:hAnsi="BC Sans" w:cs="BC Sans"/>
-            </w:rPr>
-            <w:t>}}</w:t>
+            <w:t>{{RegulatoryTrxnFeeName}}</w:t>
           </w:r>
         </w:p>
         <w:p>
@@ -3465,20 +3238,12 @@
             </w:rPr>
             <w:t>{{</w:t>
           </w:r>
-          <w:proofErr w:type="spellStart"/>
           <w:proofErr w:type="gramEnd"/>
           <w:r>
             <w:rPr>
               <w:rFonts w:ascii="BC Sans" w:eastAsia="BC Sans" w:hAnsi="BC Sans" w:cs="BC Sans"/>
             </w:rPr>
-            <w:t>DueDate</w:t>
-          </w:r>
-          <w:proofErr w:type="spellEnd"/>
-          <w:r>
-            <w:rPr>
-              <w:rFonts w:ascii="BC Sans" w:eastAsia="BC Sans" w:hAnsi="BC Sans" w:cs="BC Sans"/>
-            </w:rPr>
-            <w:t>}}</w:t>
+            <w:t>DueDate}}</w:t>
           </w:r>
           <w:r>
             <w:rPr>
@@ -3533,7 +3298,7 @@
         <v:path o:extrusionok="f" gradientshapeok="t" o:connecttype="rect"/>
         <o:lock v:ext="edit" aspectratio="t"/>
       </v:shapetype>
-      <v:shape id="Picture 14" o:spid="_x0000_i1025" type="#_x0000_t75" style="width:21.6pt;height:21.6pt;visibility:visible;mso-wrap-style:square" o:bullet="t">
+      <v:shape id="Picture 14" o:spid="_x0000_i1025" type="#_x0000_t75" style="width:24pt;height:24pt;visibility:visible;mso-wrap-style:square" o:bullet="t">
         <v:imagedata r:id="rId1" o:title=""/>
       </v:shape>
     </w:pict>
@@ -4379,7 +4144,6 @@
   <w:style w:type="character" w:default="1" w:styleId="DefaultParagraphFont">
     <w:name w:val="Default Paragraph Font"/>
     <w:uiPriority w:val="1"/>
-    <w:semiHidden/>
     <w:unhideWhenUsed/>
   </w:style>
   <w:style w:type="table" w:default="1" w:styleId="TableNormal">
@@ -5205,6 +4969,17 @@
 </file>
 
 <file path=customXml/item1.xml><?xml version="1.0" encoding="utf-8"?>
+<p:properties xmlns:p="http://schemas.microsoft.com/office/2006/metadata/properties" xmlns:xsi="http://www.w3.org/2001/XMLSchema-instance" xmlns:pc="http://schemas.microsoft.com/office/infopath/2007/PartnerControls">
+  <documentManagement>
+    <lcf76f155ced4ddcb4097134ff3c332f xmlns="94d5cf59-5162-48bc-aa9b-620df72947f5">
+      <Terms xmlns="http://schemas.microsoft.com/office/infopath/2007/PartnerControls"/>
+    </lcf76f155ced4ddcb4097134ff3c332f>
+    <TaxCatchAll xmlns="8350b7c0-334b-4e19-bfc1-744f6a979eee" xsi:nil="true"/>
+  </documentManagement>
+</p:properties>
+</file>
+
+<file path=customXml/item2.xml><?xml version="1.0" encoding="utf-8"?>
 <ct:contentTypeSchema xmlns:ct="http://schemas.microsoft.com/office/2006/metadata/contentType" xmlns:ma="http://schemas.microsoft.com/office/2006/metadata/properties/metaAttributes" ct:_="" ma:_="" ma:contentTypeName="Document" ma:contentTypeID="0x01010015F16144C0593A4A82C8AE0B67DB460F" ma:contentTypeVersion="11" ma:contentTypeDescription="Create a new document." ma:contentTypeScope="" ma:versionID="f03428ffc1746d68619392bc270e65d0">
   <xsd:schema xmlns:xsd="http://www.w3.org/2001/XMLSchema" xmlns:xs="http://www.w3.org/2001/XMLSchema" xmlns:p="http://schemas.microsoft.com/office/2006/metadata/properties" xmlns:ns2="94d5cf59-5162-48bc-aa9b-620df72947f5" xmlns:ns3="8350b7c0-334b-4e19-bfc1-744f6a979eee" targetNamespace="http://schemas.microsoft.com/office/2006/metadata/properties" ma:root="true" ma:fieldsID="2206ae29c74f0be434f81d51f34f460d" ns2:_="" ns3:_="">
     <xsd:import namespace="94d5cf59-5162-48bc-aa9b-620df72947f5"/>
@@ -5399,22 +5174,7 @@
 </ct:contentTypeSchema>
 </file>
 
-<file path=customXml/item2.xml><?xml version="1.0" encoding="utf-8"?>
-<p:properties xmlns:p="http://schemas.microsoft.com/office/2006/metadata/properties" xmlns:xsi="http://www.w3.org/2001/XMLSchema-instance" xmlns:pc="http://schemas.microsoft.com/office/infopath/2007/PartnerControls">
-  <documentManagement>
-    <lcf76f155ced4ddcb4097134ff3c332f xmlns="94d5cf59-5162-48bc-aa9b-620df72947f5">
-      <Terms xmlns="http://schemas.microsoft.com/office/infopath/2007/PartnerControls"/>
-    </lcf76f155ced4ddcb4097134ff3c332f>
-    <TaxCatchAll xmlns="8350b7c0-334b-4e19-bfc1-744f6a979eee" xsi:nil="true"/>
-  </documentManagement>
-</p:properties>
-</file>
-
 <file path=customXml/item3.xml><?xml version="1.0" encoding="utf-8"?>
-<b:Sources xmlns:b="http://schemas.openxmlformats.org/officeDocument/2006/bibliography" xmlns="http://schemas.openxmlformats.org/officeDocument/2006/bibliography" SelectedStyle="\APASixthEditionOfficeOnline.xsl" StyleName="APA" Version="6"/>
-</file>
-
-<file path=customXml/item4.xml><?xml version="1.0" encoding="utf-8"?>
 <?mso-contentType ?>
 <FormTemplates xmlns="http://schemas.microsoft.com/sharepoint/v3/contenttype/forms">
   <Display>DocumentLibraryForm</Display>
@@ -5423,7 +5183,22 @@
 </FormTemplates>
 </file>
 
+<file path=customXml/item4.xml><?xml version="1.0" encoding="utf-8"?>
+<b:Sources xmlns:b="http://schemas.openxmlformats.org/officeDocument/2006/bibliography" xmlns="http://schemas.openxmlformats.org/officeDocument/2006/bibliography" SelectedStyle="\APASixthEditionOfficeOnline.xsl" StyleName="APA" Version="6"/>
+</file>
+
 <file path=customXml/itemProps1.xml><?xml version="1.0" encoding="utf-8"?>
+<ds:datastoreItem xmlns:ds="http://schemas.openxmlformats.org/officeDocument/2006/customXml" ds:itemID="{3DC3E886-FAA3-4F9D-BAB3-B7FA9EEB26D5}">
+  <ds:schemaRefs>
+    <ds:schemaRef ds:uri="http://schemas.microsoft.com/office/2006/metadata/properties"/>
+    <ds:schemaRef ds:uri="http://schemas.microsoft.com/office/infopath/2007/PartnerControls"/>
+    <ds:schemaRef ds:uri="94d5cf59-5162-48bc-aa9b-620df72947f5"/>
+    <ds:schemaRef ds:uri="8350b7c0-334b-4e19-bfc1-744f6a979eee"/>
+  </ds:schemaRefs>
+</ds:datastoreItem>
+</file>
+
+<file path=customXml/itemProps2.xml><?xml version="1.0" encoding="utf-8"?>
 <ds:datastoreItem xmlns:ds="http://schemas.openxmlformats.org/officeDocument/2006/customXml" ds:itemID="{C4741666-369F-4F81-99B9-33314B90D955}">
   <ds:schemaRefs>
     <ds:schemaRef ds:uri="http://schemas.microsoft.com/office/2006/metadata/contentType"/>
@@ -5442,29 +5217,18 @@
 </ds:datastoreItem>
 </file>
 
-<file path=customXml/itemProps2.xml><?xml version="1.0" encoding="utf-8"?>
-<ds:datastoreItem xmlns:ds="http://schemas.openxmlformats.org/officeDocument/2006/customXml" ds:itemID="{3DC3E886-FAA3-4F9D-BAB3-B7FA9EEB26D5}">
+<file path=customXml/itemProps3.xml><?xml version="1.0" encoding="utf-8"?>
+<ds:datastoreItem xmlns:ds="http://schemas.openxmlformats.org/officeDocument/2006/customXml" ds:itemID="{D7CEB92D-E4AC-496B-B8CD-DC145F36CFDD}">
   <ds:schemaRefs>
-    <ds:schemaRef ds:uri="http://schemas.microsoft.com/office/2006/metadata/properties"/>
-    <ds:schemaRef ds:uri="http://schemas.microsoft.com/office/infopath/2007/PartnerControls"/>
-    <ds:schemaRef ds:uri="94d5cf59-5162-48bc-aa9b-620df72947f5"/>
-    <ds:schemaRef ds:uri="8350b7c0-334b-4e19-bfc1-744f6a979eee"/>
-  </ds:schemaRefs>
-</ds:datastoreItem>
-</file>
-
-<file path=customXml/itemProps3.xml><?xml version="1.0" encoding="utf-8"?>
-<ds:datastoreItem xmlns:ds="http://schemas.openxmlformats.org/officeDocument/2006/customXml" ds:itemID="{1B13D280-DAE9-4159-8E27-0B6001C23F99}">
-  <ds:schemaRefs>
-    <ds:schemaRef ds:uri="http://schemas.openxmlformats.org/officeDocument/2006/bibliography"/>
+    <ds:schemaRef ds:uri="http://schemas.microsoft.com/sharepoint/v3/contenttype/forms"/>
   </ds:schemaRefs>
 </ds:datastoreItem>
 </file>
 
 <file path=customXml/itemProps4.xml><?xml version="1.0" encoding="utf-8"?>
-<ds:datastoreItem xmlns:ds="http://schemas.openxmlformats.org/officeDocument/2006/customXml" ds:itemID="{D7CEB92D-E4AC-496B-B8CD-DC145F36CFDD}">
+<ds:datastoreItem xmlns:ds="http://schemas.openxmlformats.org/officeDocument/2006/customXml" ds:itemID="{1B13D280-DAE9-4159-8E27-0B6001C23F99}">
   <ds:schemaRefs>
-    <ds:schemaRef ds:uri="http://schemas.microsoft.com/sharepoint/v3/contenttype/forms"/>
+    <ds:schemaRef ds:uri="http://schemas.openxmlformats.org/officeDocument/2006/bibliography"/>
   </ds:schemaRefs>
 </ds:datastoreItem>
 </file>
